--- a/vbhc-vn/skills/vbhc-vn/templates/04-ke-hoach.docx
+++ b/vbhc-vn/skills/vbhc-vn/templates/04-ke-hoach.docx
@@ -2053,7 +2053,7 @@
                 <w:sz w:val="22"/>
                 <w:szCs w:val="22"/>
               </w:rPr>
-              <w:t>VP</w:t>
+              <w:t>CN</w:t>
             </w:r>
             <w:r>
               <w:rPr>
@@ -2063,7 +2063,6 @@
                 <w:szCs w:val="22"/>
                 <w:vertAlign w:val="subscript"/>
               </w:rPr>
-              <w:t>Việt Cường</w:t>
             </w:r>
             <w:r>
               <w:rPr>
